--- a/atelier/capsule_012.docx
+++ b/atelier/capsule_012.docx
@@ -394,7 +394,7 @@
           </w:tcPr>
           <w:p>
             <w:r>
-              <w:t xml:space="preserve">S'appuie sur le canal incidents (capsule #11)</w:t>
+              <w:t xml:space="preserve">S'appuie sur le canal incidents (capsule)</w:t>
             </w:r>
           </w:p>
         </w:tc>
@@ -970,7 +970,7 @@
         </w:numPr>
       </w:pPr>
       <w:r>
-        <w:t xml:space="preserve">Écrire le protocole en une demi-page et l'épingler dans le canal incidents (capsule #11).</w:t>
+        <w:t xml:space="preserve">Écrire le protocole en une demi-page et l'épingler dans le canal incidents (capsule).</w:t>
       </w:r>
     </w:p>
     <w:p>
